--- a/reports/Wharton_Growth_Scorer_Results_and_User_Guide.docx
+++ b/reports/Wharton_Growth_Scorer_Results_and_User_Guide.docx
@@ -18,7 +18,7 @@
           <w:color w:val="000000"/>
           <w:sz w:val="26"/>
         </w:rPr>
-        <w:t>Version 0.4.1 for the equity growth sleeve</w:t>
+        <w:t>Version 0.7.0 for the equity growth sleeve</w:t>
       </w:r>
     </w:p>
     <w:p>
@@ -612,7 +612,12 @@
     </w:p>
     <w:p>
       <w:r>
-        <w:t>A separate six-stock semiconductor diagnostic tested Micron, SK Hynix, Samsung, Nanya, Winbond, and TSMC. It showed that memory producers need a cycle-aware scorecard that recognizes DRAM pricing, margin inflection, inventories, and shorter-term momentum. That redesign was informed by the same outcome and therefore still requires walk-forward testing.</w:t>
+        <w:t>These figures describe the earlier broad sector-aware model. Version 0.7.0 introduces 28 detailed automated scorecards and must be evaluated in a new out-of-sample backtest before its performance is compared with the earlier results.</w:t>
+      </w:r>
+    </w:p>
+    <w:p>
+      <w:r>
+        <w:t>A separate six-stock semiconductor diagnostic tested Micron, SK Hynix, Samsung, Nanya, Winbond, and TSMC. It showed that memory producers need a cycle-aware scorecard that recognizes reported revenue acceleration, margin inflection, inventories, cash generation, and shorter-term momentum. That redesign was informed by the same outcome and therefore still requires walk-forward testing.</w:t>
       </w:r>
     </w:p>
     <w:p>
@@ -1172,11 +1177,6 @@
       <w:pPr>
         <w:spacing w:after="0"/>
       </w:pPr>
-    </w:p>
-    <w:p>
-      <w:r>
-        <w:br w:type="page"/>
-      </w:r>
     </w:p>
     <w:p>
       <w:pPr>
@@ -1840,7 +1840,7 @@
                 <w:color w:val="000000"/>
                 <w:sz w:val="17"/>
               </w:rPr>
-              <w:t>Bank capital and asset quality, insurer solvency and reserves, biotechnology runway and dilution, and DRAM contract pricing</w:t>
+              <w:t>Automated bank and insurer resilience, biotechnology runway and dilution, and memory-cycle revenue, margin, inventory, and momentum signals</w:t>
             </w:r>
           </w:p>
         </w:tc>
@@ -1931,7 +1931,7 @@
     </w:p>
     <w:p>
       <w:r>
-        <w:t>The automatic classifier selects among general, technology, healthcare, financial platform, industrial, consumer, energy and materials, bank, insurer, pre-profit biotechnology, semiconductor, and memory-semiconductor scorecards. This prevents one set of assumptions from being applied to economically different businesses. Core financial and market factors contribute 95 percent of the score; the common news layer contributes 5 percent.</w:t>
+        <w:t>The automatic classifier selects among 28 broad and detailed models, including software and cloud, hardware and telecom, pharmaceuticals, medical devices, payments and fintech, asset management, aerospace and defense, logistics, automotive, capital goods, staples, retail, media and education, oil and gas, utilities and renewables, materials and mining, banks, insurers, biotechnology, and semiconductor models. Core financial and market factors contribute 95 percent of the score; the common news layer contributes 5 percent.</w:t>
       </w:r>
     </w:p>
     <w:p>
@@ -2130,7 +2130,7 @@
                 <w:color w:val="000000"/>
                 <w:sz w:val="17"/>
               </w:rPr>
-              <w:t>Verified overrides</w:t>
+              <w:t>Automated statements</w:t>
             </w:r>
           </w:p>
         </w:tc>
@@ -2165,7 +2165,7 @@
                 <w:color w:val="000000"/>
                 <w:sz w:val="17"/>
               </w:rPr>
-              <w:t>Regulatory or company filings for metrics not reliably supplied by Yahoo Finance, including CET1, solvency, reserves, and specialist cycle data</w:t>
+              <w:t>Annual and quarterly profitability, growth, valuation, balance-sheet, capital-intensity, inventory, and funding calculations</w:t>
             </w:r>
           </w:p>
         </w:tc>
@@ -2235,7 +2235,7 @@
                 <w:color w:val="000000"/>
                 <w:sz w:val="17"/>
               </w:rPr>
-              <w:t>Exact ticker, country, as-of date, manual scorecard override when justified, source URL, publication date, and verifier</w:t>
+              <w:t>Exact ticker, country, as-of date, and optional manual scorecard selection when justified</w:t>
             </w:r>
           </w:p>
         </w:tc>
@@ -2247,6 +2247,9 @@
       </w:pPr>
     </w:p>
     <w:p>
+      <w:pPr>
+        <w:keepLines/>
+      </w:pPr>
       <w:r>
         <w:t>Every run applies an information cutoff. Prices and statement periods after the as-of date are excluded. News must have a publication timestamp on or before that date, mention the company or ticker, and survive duplicate filtering. If historical Yahoo Finance news is unavailable, news remains neutral instead of using current headlines.</w:t>
       </w:r>
@@ -2301,7 +2304,7 @@
         <w:t xml:space="preserve">Risk gates  </w:t>
       </w:r>
       <w:r>
-        <w:t>Negative equity, severe leverage, inadequate regulatory capital, inadequate solvency, or biotechnology runway below 12 months can override the numerical score.</w:t>
+        <w:t>Negative equity, severe leverage for operating companies, or biotechnology runway below 12 months can supersede the numerical score.</w:t>
       </w:r>
     </w:p>
     <w:p>
@@ -2922,110 +2925,6 @@
           </w:p>
         </w:tc>
       </w:tr>
-      <w:tr>
-        <w:tc>
-          <w:tcPr>
-            <w:tcW w:type="dxa" w:w="1800"/>
-            <w:vAlign w:val="center"/>
-            <w:tcMar>
-              <w:top w:w="110" w:type="dxa"/>
-              <w:start w:w="110" w:type="dxa"/>
-              <w:bottom w:w="110" w:type="dxa"/>
-              <w:end w:w="110" w:type="dxa"/>
-            </w:tcMar>
-            <w:tcBorders>
-              <w:top w:val="single" w:sz="4" w:color="D9D9D9"/>
-              <w:left w:val="single" w:sz="4" w:color="D9D9D9"/>
-              <w:bottom w:val="single" w:sz="4" w:color="D9D9D9"/>
-              <w:right w:val="single" w:sz="4" w:color="D9D9D9"/>
-              <w:insideH w:val="single" w:sz="4" w:color="D9D9D9"/>
-              <w:insideV w:val="single" w:sz="4" w:color="D9D9D9"/>
-            </w:tcBorders>
-          </w:tcPr>
-          <w:p>
-            <w:pPr>
-              <w:spacing w:after="0" w:line="252" w:lineRule="auto"/>
-            </w:pPr>
-            <w:r>
-              <w:rPr>
-                <w:rFonts w:ascii="Arial" w:hAnsi="Arial"/>
-                <w:b w:val="0"/>
-                <w:color w:val="000000"/>
-                <w:sz w:val="17"/>
-              </w:rPr>
-              <w:t>Override</w:t>
-            </w:r>
-          </w:p>
-        </w:tc>
-        <w:tc>
-          <w:tcPr>
-            <w:tcW w:type="dxa" w:w="3528"/>
-            <w:vAlign w:val="center"/>
-            <w:tcMar>
-              <w:top w:w="110" w:type="dxa"/>
-              <w:start w:w="110" w:type="dxa"/>
-              <w:bottom w:w="110" w:type="dxa"/>
-              <w:end w:w="110" w:type="dxa"/>
-            </w:tcMar>
-            <w:tcBorders>
-              <w:top w:val="single" w:sz="4" w:color="D9D9D9"/>
-              <w:left w:val="single" w:sz="4" w:color="D9D9D9"/>
-              <w:bottom w:val="single" w:sz="4" w:color="D9D9D9"/>
-              <w:right w:val="single" w:sz="4" w:color="D9D9D9"/>
-              <w:insideH w:val="single" w:sz="4" w:color="D9D9D9"/>
-              <w:insideV w:val="single" w:sz="4" w:color="D9D9D9"/>
-            </w:tcBorders>
-          </w:tcPr>
-          <w:p>
-            <w:pPr>
-              <w:spacing w:after="0" w:line="252" w:lineRule="auto"/>
-            </w:pPr>
-            <w:r>
-              <w:rPr>
-                <w:rFonts w:ascii="Arial" w:hAnsi="Arial"/>
-                <w:b w:val="0"/>
-                <w:color w:val="000000"/>
-                <w:sz w:val="17"/>
-              </w:rPr>
-              <w:t>Press Enter unless a verified specialist file exists</w:t>
-            </w:r>
-          </w:p>
-        </w:tc>
-        <w:tc>
-          <w:tcPr>
-            <w:tcW w:type="dxa" w:w="4104"/>
-            <w:vAlign w:val="center"/>
-            <w:tcMar>
-              <w:top w:w="110" w:type="dxa"/>
-              <w:start w:w="110" w:type="dxa"/>
-              <w:bottom w:w="110" w:type="dxa"/>
-              <w:end w:w="110" w:type="dxa"/>
-            </w:tcMar>
-            <w:tcBorders>
-              <w:top w:val="single" w:sz="4" w:color="D9D9D9"/>
-              <w:left w:val="single" w:sz="4" w:color="D9D9D9"/>
-              <w:bottom w:val="single" w:sz="4" w:color="D9D9D9"/>
-              <w:right w:val="single" w:sz="4" w:color="D9D9D9"/>
-              <w:insideH w:val="single" w:sz="4" w:color="D9D9D9"/>
-              <w:insideV w:val="single" w:sz="4" w:color="D9D9D9"/>
-            </w:tcBorders>
-          </w:tcPr>
-          <w:p>
-            <w:pPr>
-              <w:spacing w:after="0" w:line="252" w:lineRule="auto"/>
-            </w:pPr>
-            <w:r>
-              <w:rPr>
-                <w:rFonts w:ascii="Arial" w:hAnsi="Arial"/>
-                <w:b w:val="0"/>
-                <w:color w:val="000000"/>
-                <w:sz w:val="17"/>
-              </w:rPr>
-              <w:t>Optional XLSX or CSV path</w:t>
-            </w:r>
-          </w:p>
-        </w:tc>
-      </w:tr>
     </w:tbl>
     <w:p>
       <w:pPr>
@@ -3453,7 +3352,7 @@
                 <w:color w:val="000000"/>
                 <w:sz w:val="17"/>
               </w:rPr>
-              <w:t>Source, retrieval time, reporting period, URL, and override provenance</w:t>
+              <w:t>Source, retrieval time, reporting period, and URL</w:t>
             </w:r>
           </w:p>
         </w:tc>
